--- a/Actividad1- Said Loor.docx
+++ b/Actividad1- Said Loor.docx
@@ -1,6 +1,6 @@
 
 <file path=word/document.xml><?xml version="1.0" encoding="utf-8"?>
-<w:document xmlns:wpc="http://schemas.microsoft.com/office/word/2010/wordprocessingCanvas" xmlns:cx="http://schemas.microsoft.com/office/drawing/2014/chartex" xmlns:cx1="http://schemas.microsoft.com/office/drawing/2015/9/8/chartex" xmlns:cx2="http://schemas.microsoft.com/office/drawing/2015/10/21/chartex" xmlns:cx3="http://schemas.microsoft.com/office/drawing/2016/5/9/chartex" xmlns:cx4="http://schemas.microsoft.com/office/drawing/2016/5/10/chartex" xmlns:cx5="http://schemas.microsoft.com/office/drawing/2016/5/11/chartex" xmlns:cx6="http://schemas.microsoft.com/office/drawing/2016/5/12/chartex" xmlns:cx7="http://schemas.microsoft.com/office/drawing/2016/5/13/chartex" xmlns:cx8="http://schemas.microsoft.com/office/drawing/2016/5/14/chartex" xmlns:mc="http://schemas.openxmlformats.org/markup-compatibility/2006" xmlns:aink="http://schemas.microsoft.com/office/drawing/2016/ink" xmlns:am3d="http://schemas.microsoft.com/office/drawing/2017/model3d" xmlns:o="urn:schemas-microsoft-com:office:office" xmlns:r="http://schemas.openxmlformats.org/officeDocument/2006/relationships" xmlns:m="http://schemas.openxmlformats.org/officeDocument/2006/math" xmlns:v="urn:schemas-microsoft-com:vml" xmlns:wp14="http://schemas.microsoft.com/office/word/2010/wordprocessingDrawing" xmlns:wp="http://schemas.openxmlformats.org/drawingml/2006/wordprocessingDrawing" xmlns:w10="urn:schemas-microsoft-com:office:word" xmlns:w="http://schemas.openxmlformats.org/wordprocessingml/2006/main" xmlns:w14="http://schemas.microsoft.com/office/word/2010/wordml" xmlns:w15="http://schemas.microsoft.com/office/word/2012/wordml" xmlns:w16cid="http://schemas.microsoft.com/office/word/2016/wordml/cid" xmlns:w16se="http://schemas.microsoft.com/office/word/2015/wordml/symex" xmlns:wpg="http://schemas.microsoft.com/office/word/2010/wordprocessingGroup" xmlns:wpi="http://schemas.microsoft.com/office/word/2010/wordprocessingInk" xmlns:wne="http://schemas.microsoft.com/office/word/2006/wordml" xmlns:wps="http://schemas.microsoft.com/office/word/2010/wordprocessingShape" mc:Ignorable="w14 w15 w16se w16cid wp14">
+<w:document xmlns:wpc="http://schemas.microsoft.com/office/word/2010/wordprocessingCanvas" xmlns:cx="http://schemas.microsoft.com/office/drawing/2014/chartex" xmlns:cx1="http://schemas.microsoft.com/office/drawing/2015/9/8/chartex" xmlns:cx2="http://schemas.microsoft.com/office/drawing/2015/10/21/chartex" xmlns:cx3="http://schemas.microsoft.com/office/drawing/2016/5/9/chartex" xmlns:cx4="http://schemas.microsoft.com/office/drawing/2016/5/10/chartex" xmlns:cx5="http://schemas.microsoft.com/office/drawing/2016/5/11/chartex" xmlns:cx6="http://schemas.microsoft.com/office/drawing/2016/5/12/chartex" xmlns:cx7="http://schemas.microsoft.com/office/drawing/2016/5/13/chartex" xmlns:cx8="http://schemas.microsoft.com/office/drawing/2016/5/14/chartex" xmlns:mc="http://schemas.openxmlformats.org/markup-compatibility/2006" xmlns:aink="http://schemas.microsoft.com/office/drawing/2016/ink" xmlns:am3d="http://schemas.microsoft.com/office/drawing/2017/model3d" xmlns:o="urn:schemas-microsoft-com:office:office" xmlns:oel="http://schemas.microsoft.com/office/2019/extlst" xmlns:r="http://schemas.openxmlformats.org/officeDocument/2006/relationships" xmlns:m="http://schemas.openxmlformats.org/officeDocument/2006/math" xmlns:v="urn:schemas-microsoft-com:vml" xmlns:wp14="http://schemas.microsoft.com/office/word/2010/wordprocessingDrawing" xmlns:wp="http://schemas.openxmlformats.org/drawingml/2006/wordprocessingDrawing" xmlns:w10="urn:schemas-microsoft-com:office:word" xmlns:w="http://schemas.openxmlformats.org/wordprocessingml/2006/main" xmlns:w14="http://schemas.microsoft.com/office/word/2010/wordml" xmlns:w15="http://schemas.microsoft.com/office/word/2012/wordml" xmlns:w16cex="http://schemas.microsoft.com/office/word/2018/wordml/cex" xmlns:w16cid="http://schemas.microsoft.com/office/word/2016/wordml/cid" xmlns:w16="http://schemas.microsoft.com/office/word/2018/wordml" xmlns:w16sdtdh="http://schemas.microsoft.com/office/word/2020/wordml/sdtdatahash" xmlns:w16se="http://schemas.microsoft.com/office/word/2015/wordml/symex" xmlns:wpg="http://schemas.microsoft.com/office/word/2010/wordprocessingGroup" xmlns:wpi="http://schemas.microsoft.com/office/word/2010/wordprocessingInk" xmlns:wne="http://schemas.microsoft.com/office/word/2006/wordml" xmlns:wps="http://schemas.microsoft.com/office/word/2010/wordprocessingShape" mc:Ignorable="w14 w15 w16se w16cid w16 w16cex w16sdtdh wp14">
   <w:body>
     <w:p>
       <w:pPr>
@@ -308,31 +308,16 @@
           <w:sz w:val="28"/>
           <w:szCs w:val="28"/>
         </w:rPr>
-        <w:t>Roly Steeven Cedeño Menéndez</w:t>
-      </w:r>
-      <w:r>
+        <w:t>Jorge Arun Zambrano Cedeño, Mg.</w:t>
+      </w:r>
+    </w:p>
+    <w:p>
+      <w:pPr>
         <w:rPr>
           <w:sz w:val="28"/>
           <w:szCs w:val="28"/>
         </w:rPr>
-        <w:t xml:space="preserve">, </w:t>
-      </w:r>
-      <w:proofErr w:type="spellStart"/>
-      <w:r>
-        <w:rPr>
-          <w:sz w:val="28"/>
-          <w:szCs w:val="28"/>
-        </w:rPr>
-        <w:t>Mtr</w:t>
-      </w:r>
-      <w:proofErr w:type="spellEnd"/>
-      <w:r>
-        <w:rPr>
-          <w:sz w:val="28"/>
-          <w:szCs w:val="28"/>
-        </w:rPr>
-        <w:t>.</w:t>
-      </w:r>
+      </w:pPr>
     </w:p>
     <w:tbl>
       <w:tblPr>
@@ -506,32 +491,36 @@
       </w:pPr>
     </w:p>
     <w:p>
-      <w:pPr>
+      <w:r>
         <w:rPr>
           <w:b/>
           <w:bCs/>
         </w:rPr>
-      </w:pPr>
+        <w:t>NOMBRES</w:t>
+      </w:r>
       <w:r>
         <w:rPr>
           <w:b/>
           <w:bCs/>
         </w:rPr>
-        <w:t>NOMBRES</w:t>
+        <w:t xml:space="preserve"> Y APELLIDOS</w:t>
       </w:r>
       <w:r>
         <w:rPr>
           <w:b/>
           <w:bCs/>
         </w:rPr>
-        <w:t xml:space="preserve"> Y APELLIDOS</w:t>
+        <w:t xml:space="preserve">: </w:t>
       </w:r>
       <w:r>
         <w:rPr>
           <w:b/>
           <w:bCs/>
         </w:rPr>
-        <w:t xml:space="preserve">: </w:t>
+        <w:t xml:space="preserve"> </w:t>
+      </w:r>
+      <w:r>
+        <w:t>Bryan Said Loor Basurto</w:t>
       </w:r>
     </w:p>
     <w:p>
@@ -553,6 +542,16 @@
         </w:rPr>
         <w:t>PARALELO:</w:t>
       </w:r>
+      <w:r>
+        <w:rPr>
+          <w:b/>
+          <w:bCs/>
+        </w:rPr>
+        <w:t xml:space="preserve"> </w:t>
+      </w:r>
+      <w:r>
+        <w:t>“A”</w:t>
+      </w:r>
     </w:p>
     <w:p>
       <w:r>
@@ -576,6 +575,16 @@
         </w:rPr>
         <w:t>SEMESTRE:</w:t>
       </w:r>
+      <w:r>
+        <w:rPr>
+          <w:b/>
+          <w:bCs/>
+        </w:rPr>
+        <w:t xml:space="preserve"> </w:t>
+      </w:r>
+      <w:r>
+        <w:t>Quinto</w:t>
+      </w:r>
     </w:p>
     <w:p>
       <w:pPr>
@@ -583,19 +592,37 @@
       </w:pPr>
     </w:p>
     <w:p>
-      <w:pPr>
+      <w:r>
         <w:rPr>
           <w:b/>
           <w:bCs/>
         </w:rPr>
-      </w:pPr>
-      <w:r>
-        <w:rPr>
+        <w:t>ACTIVIDAD:</w:t>
+      </w:r>
+      <w:r>
+        <w:rPr>
+          <w:rFonts w:ascii="Segoe UI" w:eastAsia="Times New Roman" w:hAnsi="Segoe UI" w:cs="Segoe UI"/>
           <w:b/>
           <w:bCs/>
-        </w:rPr>
-        <w:t>ACTIVIDAD:</w:t>
-      </w:r>
+          <w:color w:val="1D2125"/>
+          <w:kern w:val="36"/>
+          <w:sz w:val="48"/>
+          <w:szCs w:val="48"/>
+          <w:lang w:eastAsia="es-EC"/>
+        </w:rPr>
+        <w:t xml:space="preserve"> </w:t>
+      </w:r>
+      <w:r>
+        <w:t>Actividad #1: Estudio de Caso - Sistema de Control de Rescate y Adopción Animal</w:t>
+      </w:r>
+    </w:p>
+    <w:p>
+      <w:pPr>
+        <w:rPr>
+          <w:b/>
+          <w:bCs/>
+        </w:rPr>
+      </w:pPr>
     </w:p>
     <w:p>
       <w:pPr>
@@ -738,7 +765,7 @@
               </wp:anchor>
             </w:drawing>
           </mc:Choice>
-          <mc:Fallback xmlns:w16sdtdh="http://schemas.microsoft.com/office/word/2020/wordml/sdtdatahash" xmlns:w16="http://schemas.microsoft.com/office/word/2018/wordml" xmlns:w16cex="http://schemas.microsoft.com/office/word/2018/wordml/cex">
+          <mc:Fallback>
             <w:pict>
               <v:rect w14:anchorId="7B6493F3" id="Rectángulo 16" o:spid="_x0000_s1026" style="position:absolute;margin-left:374.05pt;margin-top:14.15pt;width:425.25pt;height:3.6pt;z-index:251661312;visibility:visible;mso-wrap-style:square;mso-width-percent:0;mso-height-percent:0;mso-wrap-distance-left:9pt;mso-wrap-distance-top:0;mso-wrap-distance-right:9pt;mso-wrap-distance-bottom:0;mso-position-horizontal:right;mso-position-horizontal-relative:margin;mso-position-vertical:absolute;mso-position-vertical-relative:text;mso-width-percent:0;mso-height-percent:0;mso-width-relative:margin;mso-height-relative:margin;v-text-anchor:middle" o:gfxdata="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" fillcolor="#009640" stroked="f" strokeweight="1pt">
                 <v:fill color2="#93cd9e" rotate="t" angle="270" focus="47%" type="gradient"/>
@@ -807,8 +834,6 @@
         </w:rPr>
         <w:t>SEPTIEMBRE</w:t>
       </w:r>
-      <w:bookmarkStart w:id="0" w:name="_GoBack"/>
-      <w:bookmarkEnd w:id="0"/>
       <w:r>
         <w:rPr>
           <w:rFonts w:ascii="Arial" w:hAnsi="Arial" w:cs="Arial"/>
@@ -1013,7 +1038,7 @@
           <w:b/>
           <w:sz w:val="28"/>
         </w:rPr>
-        <w:t>____</w:t>
+        <w:t>1</w:t>
       </w:r>
     </w:p>
     <w:p>
@@ -1044,63 +1069,21 @@
           <w:bCs/>
           <w:lang w:eastAsia="es-EC"/>
         </w:rPr>
-        <w:t>________</w:t>
+        <w:t>Estudio de Caso - Sistema de Control de Rescate y Adopción Animal</w:t>
       </w:r>
     </w:p>
     <w:p>
       <w:pPr>
-        <w:widowControl w:val="0"/>
-        <w:pBdr>
-          <w:top w:val="nil"/>
-          <w:left w:val="nil"/>
-          <w:bottom w:val="nil"/>
-          <w:right w:val="nil"/>
-          <w:between w:val="nil"/>
-        </w:pBdr>
-        <w:spacing w:after="0" w:line="240" w:lineRule="auto"/>
+        <w:pStyle w:val="Sinespaciado"/>
+        <w:spacing w:line="360" w:lineRule="auto"/>
         <w:jc w:val="both"/>
         <w:rPr>
           <w:rFonts w:ascii="Arial" w:hAnsi="Arial" w:cs="Arial"/>
-          <w:i/>
-          <w:iCs/>
-          <w:sz w:val="20"/>
-          <w:szCs w:val="20"/>
+          <w:b/>
+          <w:bCs/>
           <w:lang w:eastAsia="es-EC"/>
         </w:rPr>
       </w:pPr>
-      <w:r>
-        <w:rPr>
-          <w:rFonts w:ascii="Arial" w:hAnsi="Arial" w:cs="Arial"/>
-          <w:i/>
-          <w:iCs/>
-          <w:sz w:val="20"/>
-          <w:szCs w:val="20"/>
-          <w:lang w:eastAsia="es-EC"/>
-        </w:rPr>
-        <w:t>(Desarrollo de la actividad</w:t>
-      </w:r>
-      <w:r>
-        <w:rPr>
-          <w:rFonts w:ascii="Arial" w:hAnsi="Arial" w:cs="Arial"/>
-          <w:i/>
-          <w:iCs/>
-          <w:sz w:val="20"/>
-          <w:szCs w:val="20"/>
-          <w:lang w:eastAsia="es-EC"/>
-        </w:rPr>
-        <w:t xml:space="preserve"> propuesta</w:t>
-      </w:r>
-      <w:r>
-        <w:rPr>
-          <w:rFonts w:ascii="Arial" w:hAnsi="Arial" w:cs="Arial"/>
-          <w:i/>
-          <w:iCs/>
-          <w:sz w:val="20"/>
-          <w:szCs w:val="20"/>
-          <w:lang w:eastAsia="es-EC"/>
-        </w:rPr>
-        <w:t>)</w:t>
-      </w:r>
     </w:p>
     <w:p>
       <w:pPr>
@@ -1307,7 +1290,7 @@
 </file>
 
 <file path=word/endnotes.xml><?xml version="1.0" encoding="utf-8"?>
-<w:endnotes xmlns:wpc="http://schemas.microsoft.com/office/word/2010/wordprocessingCanvas" xmlns:cx="http://schemas.microsoft.com/office/drawing/2014/chartex" xmlns:cx1="http://schemas.microsoft.com/office/drawing/2015/9/8/chartex" xmlns:cx2="http://schemas.microsoft.com/office/drawing/2015/10/21/chartex" xmlns:cx3="http://schemas.microsoft.com/office/drawing/2016/5/9/chartex" xmlns:cx4="http://schemas.microsoft.com/office/drawing/2016/5/10/chartex" xmlns:cx5="http://schemas.microsoft.com/office/drawing/2016/5/11/chartex" xmlns:cx6="http://schemas.microsoft.com/office/drawing/2016/5/12/chartex" xmlns:cx7="http://schemas.microsoft.com/office/drawing/2016/5/13/chartex" xmlns:cx8="http://schemas.microsoft.com/office/drawing/2016/5/14/chartex" xmlns:mc="http://schemas.openxmlformats.org/markup-compatibility/2006" xmlns:aink="http://schemas.microsoft.com/office/drawing/2016/ink" xmlns:am3d="http://schemas.microsoft.com/office/drawing/2017/model3d" xmlns:o="urn:schemas-microsoft-com:office:office" xmlns:r="http://schemas.openxmlformats.org/officeDocument/2006/relationships" xmlns:m="http://schemas.openxmlformats.org/officeDocument/2006/math" xmlns:v="urn:schemas-microsoft-com:vml" xmlns:wp14="http://schemas.microsoft.com/office/word/2010/wordprocessingDrawing" xmlns:wp="http://schemas.openxmlformats.org/drawingml/2006/wordprocessingDrawing" xmlns:w10="urn:schemas-microsoft-com:office:word" xmlns:w="http://schemas.openxmlformats.org/wordprocessingml/2006/main" xmlns:w14="http://schemas.microsoft.com/office/word/2010/wordml" xmlns:w15="http://schemas.microsoft.com/office/word/2012/wordml" xmlns:w16cid="http://schemas.microsoft.com/office/word/2016/wordml/cid" xmlns:w16se="http://schemas.microsoft.com/office/word/2015/wordml/symex" xmlns:wpg="http://schemas.microsoft.com/office/word/2010/wordprocessingGroup" xmlns:wpi="http://schemas.microsoft.com/office/word/2010/wordprocessingInk" xmlns:wne="http://schemas.microsoft.com/office/word/2006/wordml" xmlns:wps="http://schemas.microsoft.com/office/word/2010/wordprocessingShape" mc:Ignorable="w14 w15 w16se w16cid wp14">
+<w:endnotes xmlns:wpc="http://schemas.microsoft.com/office/word/2010/wordprocessingCanvas" xmlns:cx="http://schemas.microsoft.com/office/drawing/2014/chartex" xmlns:cx1="http://schemas.microsoft.com/office/drawing/2015/9/8/chartex" xmlns:cx2="http://schemas.microsoft.com/office/drawing/2015/10/21/chartex" xmlns:cx3="http://schemas.microsoft.com/office/drawing/2016/5/9/chartex" xmlns:cx4="http://schemas.microsoft.com/office/drawing/2016/5/10/chartex" xmlns:cx5="http://schemas.microsoft.com/office/drawing/2016/5/11/chartex" xmlns:cx6="http://schemas.microsoft.com/office/drawing/2016/5/12/chartex" xmlns:cx7="http://schemas.microsoft.com/office/drawing/2016/5/13/chartex" xmlns:cx8="http://schemas.microsoft.com/office/drawing/2016/5/14/chartex" xmlns:mc="http://schemas.openxmlformats.org/markup-compatibility/2006" xmlns:aink="http://schemas.microsoft.com/office/drawing/2016/ink" xmlns:am3d="http://schemas.microsoft.com/office/drawing/2017/model3d" xmlns:o="urn:schemas-microsoft-com:office:office" xmlns:oel="http://schemas.microsoft.com/office/2019/extlst" xmlns:r="http://schemas.openxmlformats.org/officeDocument/2006/relationships" xmlns:m="http://schemas.openxmlformats.org/officeDocument/2006/math" xmlns:v="urn:schemas-microsoft-com:vml" xmlns:wp14="http://schemas.microsoft.com/office/word/2010/wordprocessingDrawing" xmlns:wp="http://schemas.openxmlformats.org/drawingml/2006/wordprocessingDrawing" xmlns:w10="urn:schemas-microsoft-com:office:word" xmlns:w="http://schemas.openxmlformats.org/wordprocessingml/2006/main" xmlns:w14="http://schemas.microsoft.com/office/word/2010/wordml" xmlns:w15="http://schemas.microsoft.com/office/word/2012/wordml" xmlns:w16cex="http://schemas.microsoft.com/office/word/2018/wordml/cex" xmlns:w16cid="http://schemas.microsoft.com/office/word/2016/wordml/cid" xmlns:w16="http://schemas.microsoft.com/office/word/2018/wordml" xmlns:w16sdtdh="http://schemas.microsoft.com/office/word/2020/wordml/sdtdatahash" xmlns:w16se="http://schemas.microsoft.com/office/word/2015/wordml/symex" xmlns:wpg="http://schemas.microsoft.com/office/word/2010/wordprocessingGroup" xmlns:wpi="http://schemas.microsoft.com/office/word/2010/wordprocessingInk" xmlns:wne="http://schemas.microsoft.com/office/word/2006/wordml" xmlns:wps="http://schemas.microsoft.com/office/word/2010/wordprocessingShape" mc:Ignorable="w14 w15 w16se w16cid w16 w16cex w16sdtdh wp14">
   <w:endnote w:type="separator" w:id="-1">
     <w:p>
       <w:pPr>
@@ -1332,7 +1315,7 @@
 </file>
 
 <file path=word/footer1.xml><?xml version="1.0" encoding="utf-8"?>
-<w:ftr xmlns:wpc="http://schemas.microsoft.com/office/word/2010/wordprocessingCanvas" xmlns:cx="http://schemas.microsoft.com/office/drawing/2014/chartex" xmlns:cx1="http://schemas.microsoft.com/office/drawing/2015/9/8/chartex" xmlns:cx2="http://schemas.microsoft.com/office/drawing/2015/10/21/chartex" xmlns:cx3="http://schemas.microsoft.com/office/drawing/2016/5/9/chartex" xmlns:cx4="http://schemas.microsoft.com/office/drawing/2016/5/10/chartex" xmlns:cx5="http://schemas.microsoft.com/office/drawing/2016/5/11/chartex" xmlns:cx6="http://schemas.microsoft.com/office/drawing/2016/5/12/chartex" xmlns:cx7="http://schemas.microsoft.com/office/drawing/2016/5/13/chartex" xmlns:cx8="http://schemas.microsoft.com/office/drawing/2016/5/14/chartex" xmlns:mc="http://schemas.openxmlformats.org/markup-compatibility/2006" xmlns:aink="http://schemas.microsoft.com/office/drawing/2016/ink" xmlns:am3d="http://schemas.microsoft.com/office/drawing/2017/model3d" xmlns:o="urn:schemas-microsoft-com:office:office" xmlns:r="http://schemas.openxmlformats.org/officeDocument/2006/relationships" xmlns:m="http://schemas.openxmlformats.org/officeDocument/2006/math" xmlns:v="urn:schemas-microsoft-com:vml" xmlns:wp14="http://schemas.microsoft.com/office/word/2010/wordprocessingDrawing" xmlns:wp="http://schemas.openxmlformats.org/drawingml/2006/wordprocessingDrawing" xmlns:w10="urn:schemas-microsoft-com:office:word" xmlns:w="http://schemas.openxmlformats.org/wordprocessingml/2006/main" xmlns:w14="http://schemas.microsoft.com/office/word/2010/wordml" xmlns:w15="http://schemas.microsoft.com/office/word/2012/wordml" xmlns:w16cid="http://schemas.microsoft.com/office/word/2016/wordml/cid" xmlns:w16se="http://schemas.microsoft.com/office/word/2015/wordml/symex" xmlns:wpg="http://schemas.microsoft.com/office/word/2010/wordprocessingGroup" xmlns:wpi="http://schemas.microsoft.com/office/word/2010/wordprocessingInk" xmlns:wne="http://schemas.microsoft.com/office/word/2006/wordml" xmlns:wps="http://schemas.microsoft.com/office/word/2010/wordprocessingShape" mc:Ignorable="w14 w15 w16se w16cid wp14">
+<w:ftr xmlns:wpc="http://schemas.microsoft.com/office/word/2010/wordprocessingCanvas" xmlns:cx="http://schemas.microsoft.com/office/drawing/2014/chartex" xmlns:cx1="http://schemas.microsoft.com/office/drawing/2015/9/8/chartex" xmlns:cx2="http://schemas.microsoft.com/office/drawing/2015/10/21/chartex" xmlns:cx3="http://schemas.microsoft.com/office/drawing/2016/5/9/chartex" xmlns:cx4="http://schemas.microsoft.com/office/drawing/2016/5/10/chartex" xmlns:cx5="http://schemas.microsoft.com/office/drawing/2016/5/11/chartex" xmlns:cx6="http://schemas.microsoft.com/office/drawing/2016/5/12/chartex" xmlns:cx7="http://schemas.microsoft.com/office/drawing/2016/5/13/chartex" xmlns:cx8="http://schemas.microsoft.com/office/drawing/2016/5/14/chartex" xmlns:mc="http://schemas.openxmlformats.org/markup-compatibility/2006" xmlns:aink="http://schemas.microsoft.com/office/drawing/2016/ink" xmlns:am3d="http://schemas.microsoft.com/office/drawing/2017/model3d" xmlns:o="urn:schemas-microsoft-com:office:office" xmlns:oel="http://schemas.microsoft.com/office/2019/extlst" xmlns:r="http://schemas.openxmlformats.org/officeDocument/2006/relationships" xmlns:m="http://schemas.openxmlformats.org/officeDocument/2006/math" xmlns:v="urn:schemas-microsoft-com:vml" xmlns:wp14="http://schemas.microsoft.com/office/word/2010/wordprocessingDrawing" xmlns:wp="http://schemas.openxmlformats.org/drawingml/2006/wordprocessingDrawing" xmlns:w10="urn:schemas-microsoft-com:office:word" xmlns:w="http://schemas.openxmlformats.org/wordprocessingml/2006/main" xmlns:w14="http://schemas.microsoft.com/office/word/2010/wordml" xmlns:w15="http://schemas.microsoft.com/office/word/2012/wordml" xmlns:w16cex="http://schemas.microsoft.com/office/word/2018/wordml/cex" xmlns:w16cid="http://schemas.microsoft.com/office/word/2016/wordml/cid" xmlns:w16="http://schemas.microsoft.com/office/word/2018/wordml" xmlns:w16sdtdh="http://schemas.microsoft.com/office/word/2020/wordml/sdtdatahash" xmlns:w16se="http://schemas.microsoft.com/office/word/2015/wordml/symex" xmlns:wpg="http://schemas.microsoft.com/office/word/2010/wordprocessingGroup" xmlns:wpi="http://schemas.microsoft.com/office/word/2010/wordprocessingInk" xmlns:wne="http://schemas.microsoft.com/office/word/2006/wordml" xmlns:wps="http://schemas.microsoft.com/office/word/2010/wordprocessingShape" mc:Ignorable="w14 w15 w16se w16cid w16 w16cex w16sdtdh wp14">
   <w:tbl>
     <w:tblPr>
       <w:tblW w:w="5000" w:type="pct"/>
@@ -1493,7 +1476,7 @@
 </file>
 
 <file path=word/footer2.xml><?xml version="1.0" encoding="utf-8"?>
-<w:ftr xmlns:wpc="http://schemas.microsoft.com/office/word/2010/wordprocessingCanvas" xmlns:cx="http://schemas.microsoft.com/office/drawing/2014/chartex" xmlns:cx1="http://schemas.microsoft.com/office/drawing/2015/9/8/chartex" xmlns:cx2="http://schemas.microsoft.com/office/drawing/2015/10/21/chartex" xmlns:cx3="http://schemas.microsoft.com/office/drawing/2016/5/9/chartex" xmlns:cx4="http://schemas.microsoft.com/office/drawing/2016/5/10/chartex" xmlns:cx5="http://schemas.microsoft.com/office/drawing/2016/5/11/chartex" xmlns:cx6="http://schemas.microsoft.com/office/drawing/2016/5/12/chartex" xmlns:cx7="http://schemas.microsoft.com/office/drawing/2016/5/13/chartex" xmlns:cx8="http://schemas.microsoft.com/office/drawing/2016/5/14/chartex" xmlns:mc="http://schemas.openxmlformats.org/markup-compatibility/2006" xmlns:aink="http://schemas.microsoft.com/office/drawing/2016/ink" xmlns:am3d="http://schemas.microsoft.com/office/drawing/2017/model3d" xmlns:o="urn:schemas-microsoft-com:office:office" xmlns:r="http://schemas.openxmlformats.org/officeDocument/2006/relationships" xmlns:m="http://schemas.openxmlformats.org/officeDocument/2006/math" xmlns:v="urn:schemas-microsoft-com:vml" xmlns:wp14="http://schemas.microsoft.com/office/word/2010/wordprocessingDrawing" xmlns:wp="http://schemas.openxmlformats.org/drawingml/2006/wordprocessingDrawing" xmlns:w10="urn:schemas-microsoft-com:office:word" xmlns:w="http://schemas.openxmlformats.org/wordprocessingml/2006/main" xmlns:w14="http://schemas.microsoft.com/office/word/2010/wordml" xmlns:w15="http://schemas.microsoft.com/office/word/2012/wordml" xmlns:w16cid="http://schemas.microsoft.com/office/word/2016/wordml/cid" xmlns:w16se="http://schemas.microsoft.com/office/word/2015/wordml/symex" xmlns:wpg="http://schemas.microsoft.com/office/word/2010/wordprocessingGroup" xmlns:wpi="http://schemas.microsoft.com/office/word/2010/wordprocessingInk" xmlns:wne="http://schemas.microsoft.com/office/word/2006/wordml" xmlns:wps="http://schemas.microsoft.com/office/word/2010/wordprocessingShape" mc:Ignorable="w14 w15 w16se w16cid wp14">
+<w:ftr xmlns:wpc="http://schemas.microsoft.com/office/word/2010/wordprocessingCanvas" xmlns:cx="http://schemas.microsoft.com/office/drawing/2014/chartex" xmlns:cx1="http://schemas.microsoft.com/office/drawing/2015/9/8/chartex" xmlns:cx2="http://schemas.microsoft.com/office/drawing/2015/10/21/chartex" xmlns:cx3="http://schemas.microsoft.com/office/drawing/2016/5/9/chartex" xmlns:cx4="http://schemas.microsoft.com/office/drawing/2016/5/10/chartex" xmlns:cx5="http://schemas.microsoft.com/office/drawing/2016/5/11/chartex" xmlns:cx6="http://schemas.microsoft.com/office/drawing/2016/5/12/chartex" xmlns:cx7="http://schemas.microsoft.com/office/drawing/2016/5/13/chartex" xmlns:cx8="http://schemas.microsoft.com/office/drawing/2016/5/14/chartex" xmlns:mc="http://schemas.openxmlformats.org/markup-compatibility/2006" xmlns:aink="http://schemas.microsoft.com/office/drawing/2016/ink" xmlns:am3d="http://schemas.microsoft.com/office/drawing/2017/model3d" xmlns:o="urn:schemas-microsoft-com:office:office" xmlns:oel="http://schemas.microsoft.com/office/2019/extlst" xmlns:r="http://schemas.openxmlformats.org/officeDocument/2006/relationships" xmlns:m="http://schemas.openxmlformats.org/officeDocument/2006/math" xmlns:v="urn:schemas-microsoft-com:vml" xmlns:wp14="http://schemas.microsoft.com/office/word/2010/wordprocessingDrawing" xmlns:wp="http://schemas.openxmlformats.org/drawingml/2006/wordprocessingDrawing" xmlns:w10="urn:schemas-microsoft-com:office:word" xmlns:w="http://schemas.openxmlformats.org/wordprocessingml/2006/main" xmlns:w14="http://schemas.microsoft.com/office/word/2010/wordml" xmlns:w15="http://schemas.microsoft.com/office/word/2012/wordml" xmlns:w16cex="http://schemas.microsoft.com/office/word/2018/wordml/cex" xmlns:w16cid="http://schemas.microsoft.com/office/word/2016/wordml/cid" xmlns:w16="http://schemas.microsoft.com/office/word/2018/wordml" xmlns:w16sdtdh="http://schemas.microsoft.com/office/word/2020/wordml/sdtdatahash" xmlns:w16se="http://schemas.microsoft.com/office/word/2015/wordml/symex" xmlns:wpg="http://schemas.microsoft.com/office/word/2010/wordprocessingGroup" xmlns:wpi="http://schemas.microsoft.com/office/word/2010/wordprocessingInk" xmlns:wne="http://schemas.microsoft.com/office/word/2006/wordml" xmlns:wps="http://schemas.microsoft.com/office/word/2010/wordprocessingShape" mc:Ignorable="w14 w15 w16se w16cid w16 w16cex w16sdtdh wp14">
   <w:tbl>
     <w:tblPr>
       <w:tblW w:w="5000" w:type="pct"/>
@@ -1654,7 +1637,7 @@
 </file>
 
 <file path=word/footnotes.xml><?xml version="1.0" encoding="utf-8"?>
-<w:footnotes xmlns:wpc="http://schemas.microsoft.com/office/word/2010/wordprocessingCanvas" xmlns:cx="http://schemas.microsoft.com/office/drawing/2014/chartex" xmlns:cx1="http://schemas.microsoft.com/office/drawing/2015/9/8/chartex" xmlns:cx2="http://schemas.microsoft.com/office/drawing/2015/10/21/chartex" xmlns:cx3="http://schemas.microsoft.com/office/drawing/2016/5/9/chartex" xmlns:cx4="http://schemas.microsoft.com/office/drawing/2016/5/10/chartex" xmlns:cx5="http://schemas.microsoft.com/office/drawing/2016/5/11/chartex" xmlns:cx6="http://schemas.microsoft.com/office/drawing/2016/5/12/chartex" xmlns:cx7="http://schemas.microsoft.com/office/drawing/2016/5/13/chartex" xmlns:cx8="http://schemas.microsoft.com/office/drawing/2016/5/14/chartex" xmlns:mc="http://schemas.openxmlformats.org/markup-compatibility/2006" xmlns:aink="http://schemas.microsoft.com/office/drawing/2016/ink" xmlns:am3d="http://schemas.microsoft.com/office/drawing/2017/model3d" xmlns:o="urn:schemas-microsoft-com:office:office" xmlns:r="http://schemas.openxmlformats.org/officeDocument/2006/relationships" xmlns:m="http://schemas.openxmlformats.org/officeDocument/2006/math" xmlns:v="urn:schemas-microsoft-com:vml" xmlns:wp14="http://schemas.microsoft.com/office/word/2010/wordprocessingDrawing" xmlns:wp="http://schemas.openxmlformats.org/drawingml/2006/wordprocessingDrawing" xmlns:w10="urn:schemas-microsoft-com:office:word" xmlns:w="http://schemas.openxmlformats.org/wordprocessingml/2006/main" xmlns:w14="http://schemas.microsoft.com/office/word/2010/wordml" xmlns:w15="http://schemas.microsoft.com/office/word/2012/wordml" xmlns:w16cid="http://schemas.microsoft.com/office/word/2016/wordml/cid" xmlns:w16se="http://schemas.microsoft.com/office/word/2015/wordml/symex" xmlns:wpg="http://schemas.microsoft.com/office/word/2010/wordprocessingGroup" xmlns:wpi="http://schemas.microsoft.com/office/word/2010/wordprocessingInk" xmlns:wne="http://schemas.microsoft.com/office/word/2006/wordml" xmlns:wps="http://schemas.microsoft.com/office/word/2010/wordprocessingShape" mc:Ignorable="w14 w15 w16se w16cid wp14">
+<w:footnotes xmlns:wpc="http://schemas.microsoft.com/office/word/2010/wordprocessingCanvas" xmlns:cx="http://schemas.microsoft.com/office/drawing/2014/chartex" xmlns:cx1="http://schemas.microsoft.com/office/drawing/2015/9/8/chartex" xmlns:cx2="http://schemas.microsoft.com/office/drawing/2015/10/21/chartex" xmlns:cx3="http://schemas.microsoft.com/office/drawing/2016/5/9/chartex" xmlns:cx4="http://schemas.microsoft.com/office/drawing/2016/5/10/chartex" xmlns:cx5="http://schemas.microsoft.com/office/drawing/2016/5/11/chartex" xmlns:cx6="http://schemas.microsoft.com/office/drawing/2016/5/12/chartex" xmlns:cx7="http://schemas.microsoft.com/office/drawing/2016/5/13/chartex" xmlns:cx8="http://schemas.microsoft.com/office/drawing/2016/5/14/chartex" xmlns:mc="http://schemas.openxmlformats.org/markup-compatibility/2006" xmlns:aink="http://schemas.microsoft.com/office/drawing/2016/ink" xmlns:am3d="http://schemas.microsoft.com/office/drawing/2017/model3d" xmlns:o="urn:schemas-microsoft-com:office:office" xmlns:oel="http://schemas.microsoft.com/office/2019/extlst" xmlns:r="http://schemas.openxmlformats.org/officeDocument/2006/relationships" xmlns:m="http://schemas.openxmlformats.org/officeDocument/2006/math" xmlns:v="urn:schemas-microsoft-com:vml" xmlns:wp14="http://schemas.microsoft.com/office/word/2010/wordprocessingDrawing" xmlns:wp="http://schemas.openxmlformats.org/drawingml/2006/wordprocessingDrawing" xmlns:w10="urn:schemas-microsoft-com:office:word" xmlns:w="http://schemas.openxmlformats.org/wordprocessingml/2006/main" xmlns:w14="http://schemas.microsoft.com/office/word/2010/wordml" xmlns:w15="http://schemas.microsoft.com/office/word/2012/wordml" xmlns:w16cex="http://schemas.microsoft.com/office/word/2018/wordml/cex" xmlns:w16cid="http://schemas.microsoft.com/office/word/2016/wordml/cid" xmlns:w16="http://schemas.microsoft.com/office/word/2018/wordml" xmlns:w16sdtdh="http://schemas.microsoft.com/office/word/2020/wordml/sdtdatahash" xmlns:w16se="http://schemas.microsoft.com/office/word/2015/wordml/symex" xmlns:wpg="http://schemas.microsoft.com/office/word/2010/wordprocessingGroup" xmlns:wpi="http://schemas.microsoft.com/office/word/2010/wordprocessingInk" xmlns:wne="http://schemas.microsoft.com/office/word/2006/wordml" xmlns:wps="http://schemas.microsoft.com/office/word/2010/wordprocessingShape" mc:Ignorable="w14 w15 w16se w16cid w16 w16cex w16sdtdh wp14">
   <w:footnote w:type="separator" w:id="-1">
     <w:p>
       <w:pPr>
@@ -1679,7 +1662,7 @@
 </file>
 
 <file path=word/header1.xml><?xml version="1.0" encoding="utf-8"?>
-<w:hdr xmlns:wpc="http://schemas.microsoft.com/office/word/2010/wordprocessingCanvas" xmlns:cx="http://schemas.microsoft.com/office/drawing/2014/chartex" xmlns:cx1="http://schemas.microsoft.com/office/drawing/2015/9/8/chartex" xmlns:cx2="http://schemas.microsoft.com/office/drawing/2015/10/21/chartex" xmlns:cx3="http://schemas.microsoft.com/office/drawing/2016/5/9/chartex" xmlns:cx4="http://schemas.microsoft.com/office/drawing/2016/5/10/chartex" xmlns:cx5="http://schemas.microsoft.com/office/drawing/2016/5/11/chartex" xmlns:cx6="http://schemas.microsoft.com/office/drawing/2016/5/12/chartex" xmlns:cx7="http://schemas.microsoft.com/office/drawing/2016/5/13/chartex" xmlns:cx8="http://schemas.microsoft.com/office/drawing/2016/5/14/chartex" xmlns:mc="http://schemas.openxmlformats.org/markup-compatibility/2006" xmlns:aink="http://schemas.microsoft.com/office/drawing/2016/ink" xmlns:am3d="http://schemas.microsoft.com/office/drawing/2017/model3d" xmlns:o="urn:schemas-microsoft-com:office:office" xmlns:r="http://schemas.openxmlformats.org/officeDocument/2006/relationships" xmlns:m="http://schemas.openxmlformats.org/officeDocument/2006/math" xmlns:v="urn:schemas-microsoft-com:vml" xmlns:wp14="http://schemas.microsoft.com/office/word/2010/wordprocessingDrawing" xmlns:wp="http://schemas.openxmlformats.org/drawingml/2006/wordprocessingDrawing" xmlns:w10="urn:schemas-microsoft-com:office:word" xmlns:w="http://schemas.openxmlformats.org/wordprocessingml/2006/main" xmlns:w14="http://schemas.microsoft.com/office/word/2010/wordml" xmlns:w15="http://schemas.microsoft.com/office/word/2012/wordml" xmlns:w16cid="http://schemas.microsoft.com/office/word/2016/wordml/cid" xmlns:w16se="http://schemas.microsoft.com/office/word/2015/wordml/symex" xmlns:wpg="http://schemas.microsoft.com/office/word/2010/wordprocessingGroup" xmlns:wpi="http://schemas.microsoft.com/office/word/2010/wordprocessingInk" xmlns:wne="http://schemas.microsoft.com/office/word/2006/wordml" xmlns:wps="http://schemas.microsoft.com/office/word/2010/wordprocessingShape" mc:Ignorable="w14 w15 w16se w16cid wp14">
+<w:hdr xmlns:wpc="http://schemas.microsoft.com/office/word/2010/wordprocessingCanvas" xmlns:cx="http://schemas.microsoft.com/office/drawing/2014/chartex" xmlns:cx1="http://schemas.microsoft.com/office/drawing/2015/9/8/chartex" xmlns:cx2="http://schemas.microsoft.com/office/drawing/2015/10/21/chartex" xmlns:cx3="http://schemas.microsoft.com/office/drawing/2016/5/9/chartex" xmlns:cx4="http://schemas.microsoft.com/office/drawing/2016/5/10/chartex" xmlns:cx5="http://schemas.microsoft.com/office/drawing/2016/5/11/chartex" xmlns:cx6="http://schemas.microsoft.com/office/drawing/2016/5/12/chartex" xmlns:cx7="http://schemas.microsoft.com/office/drawing/2016/5/13/chartex" xmlns:cx8="http://schemas.microsoft.com/office/drawing/2016/5/14/chartex" xmlns:mc="http://schemas.openxmlformats.org/markup-compatibility/2006" xmlns:aink="http://schemas.microsoft.com/office/drawing/2016/ink" xmlns:am3d="http://schemas.microsoft.com/office/drawing/2017/model3d" xmlns:o="urn:schemas-microsoft-com:office:office" xmlns:oel="http://schemas.microsoft.com/office/2019/extlst" xmlns:r="http://schemas.openxmlformats.org/officeDocument/2006/relationships" xmlns:m="http://schemas.openxmlformats.org/officeDocument/2006/math" xmlns:v="urn:schemas-microsoft-com:vml" xmlns:wp14="http://schemas.microsoft.com/office/word/2010/wordprocessingDrawing" xmlns:wp="http://schemas.openxmlformats.org/drawingml/2006/wordprocessingDrawing" xmlns:w10="urn:schemas-microsoft-com:office:word" xmlns:w="http://schemas.openxmlformats.org/wordprocessingml/2006/main" xmlns:w14="http://schemas.microsoft.com/office/word/2010/wordml" xmlns:w15="http://schemas.microsoft.com/office/word/2012/wordml" xmlns:w16cex="http://schemas.microsoft.com/office/word/2018/wordml/cex" xmlns:w16cid="http://schemas.microsoft.com/office/word/2016/wordml/cid" xmlns:w16="http://schemas.microsoft.com/office/word/2018/wordml" xmlns:w16sdtdh="http://schemas.microsoft.com/office/word/2020/wordml/sdtdatahash" xmlns:w16se="http://schemas.microsoft.com/office/word/2015/wordml/symex" xmlns:wpg="http://schemas.microsoft.com/office/word/2010/wordprocessingGroup" xmlns:wpi="http://schemas.microsoft.com/office/word/2010/wordprocessingInk" xmlns:wne="http://schemas.microsoft.com/office/word/2006/wordml" xmlns:wps="http://schemas.microsoft.com/office/word/2010/wordprocessingShape" mc:Ignorable="w14 w15 w16se w16cid w16 w16cex w16sdtdh wp14">
   <w:tbl>
     <w:tblPr>
       <w:tblStyle w:val="1"/>
@@ -1876,7 +1859,7 @@
 </file>
 
 <file path=word/header2.xml><?xml version="1.0" encoding="utf-8"?>
-<w:hdr xmlns:wpc="http://schemas.microsoft.com/office/word/2010/wordprocessingCanvas" xmlns:cx="http://schemas.microsoft.com/office/drawing/2014/chartex" xmlns:cx1="http://schemas.microsoft.com/office/drawing/2015/9/8/chartex" xmlns:cx2="http://schemas.microsoft.com/office/drawing/2015/10/21/chartex" xmlns:cx3="http://schemas.microsoft.com/office/drawing/2016/5/9/chartex" xmlns:cx4="http://schemas.microsoft.com/office/drawing/2016/5/10/chartex" xmlns:cx5="http://schemas.microsoft.com/office/drawing/2016/5/11/chartex" xmlns:cx6="http://schemas.microsoft.com/office/drawing/2016/5/12/chartex" xmlns:cx7="http://schemas.microsoft.com/office/drawing/2016/5/13/chartex" xmlns:cx8="http://schemas.microsoft.com/office/drawing/2016/5/14/chartex" xmlns:mc="http://schemas.openxmlformats.org/markup-compatibility/2006" xmlns:aink="http://schemas.microsoft.com/office/drawing/2016/ink" xmlns:am3d="http://schemas.microsoft.com/office/drawing/2017/model3d" xmlns:o="urn:schemas-microsoft-com:office:office" xmlns:r="http://schemas.openxmlformats.org/officeDocument/2006/relationships" xmlns:m="http://schemas.openxmlformats.org/officeDocument/2006/math" xmlns:v="urn:schemas-microsoft-com:vml" xmlns:wp14="http://schemas.microsoft.com/office/word/2010/wordprocessingDrawing" xmlns:wp="http://schemas.openxmlformats.org/drawingml/2006/wordprocessingDrawing" xmlns:w10="urn:schemas-microsoft-com:office:word" xmlns:w="http://schemas.openxmlformats.org/wordprocessingml/2006/main" xmlns:w14="http://schemas.microsoft.com/office/word/2010/wordml" xmlns:w15="http://schemas.microsoft.com/office/word/2012/wordml" xmlns:w16cid="http://schemas.microsoft.com/office/word/2016/wordml/cid" xmlns:w16se="http://schemas.microsoft.com/office/word/2015/wordml/symex" xmlns:wpg="http://schemas.microsoft.com/office/word/2010/wordprocessingGroup" xmlns:wpi="http://schemas.microsoft.com/office/word/2010/wordprocessingInk" xmlns:wne="http://schemas.microsoft.com/office/word/2006/wordml" xmlns:wps="http://schemas.microsoft.com/office/word/2010/wordprocessingShape" mc:Ignorable="w14 w15 w16se w16cid wp14">
+<w:hdr xmlns:wpc="http://schemas.microsoft.com/office/word/2010/wordprocessingCanvas" xmlns:cx="http://schemas.microsoft.com/office/drawing/2014/chartex" xmlns:cx1="http://schemas.microsoft.com/office/drawing/2015/9/8/chartex" xmlns:cx2="http://schemas.microsoft.com/office/drawing/2015/10/21/chartex" xmlns:cx3="http://schemas.microsoft.com/office/drawing/2016/5/9/chartex" xmlns:cx4="http://schemas.microsoft.com/office/drawing/2016/5/10/chartex" xmlns:cx5="http://schemas.microsoft.com/office/drawing/2016/5/11/chartex" xmlns:cx6="http://schemas.microsoft.com/office/drawing/2016/5/12/chartex" xmlns:cx7="http://schemas.microsoft.com/office/drawing/2016/5/13/chartex" xmlns:cx8="http://schemas.microsoft.com/office/drawing/2016/5/14/chartex" xmlns:mc="http://schemas.openxmlformats.org/markup-compatibility/2006" xmlns:aink="http://schemas.microsoft.com/office/drawing/2016/ink" xmlns:am3d="http://schemas.microsoft.com/office/drawing/2017/model3d" xmlns:o="urn:schemas-microsoft-com:office:office" xmlns:oel="http://schemas.microsoft.com/office/2019/extlst" xmlns:r="http://schemas.openxmlformats.org/officeDocument/2006/relationships" xmlns:m="http://schemas.openxmlformats.org/officeDocument/2006/math" xmlns:v="urn:schemas-microsoft-com:vml" xmlns:wp14="http://schemas.microsoft.com/office/word/2010/wordprocessingDrawing" xmlns:wp="http://schemas.openxmlformats.org/drawingml/2006/wordprocessingDrawing" xmlns:w10="urn:schemas-microsoft-com:office:word" xmlns:w="http://schemas.openxmlformats.org/wordprocessingml/2006/main" xmlns:w14="http://schemas.microsoft.com/office/word/2010/wordml" xmlns:w15="http://schemas.microsoft.com/office/word/2012/wordml" xmlns:w16cex="http://schemas.microsoft.com/office/word/2018/wordml/cex" xmlns:w16cid="http://schemas.microsoft.com/office/word/2016/wordml/cid" xmlns:w16="http://schemas.microsoft.com/office/word/2018/wordml" xmlns:w16sdtdh="http://schemas.microsoft.com/office/word/2020/wordml/sdtdatahash" xmlns:w16se="http://schemas.microsoft.com/office/word/2015/wordml/symex" xmlns:wpg="http://schemas.microsoft.com/office/word/2010/wordprocessingGroup" xmlns:wpi="http://schemas.microsoft.com/office/word/2010/wordprocessingInk" xmlns:wne="http://schemas.microsoft.com/office/word/2006/wordml" xmlns:wps="http://schemas.microsoft.com/office/word/2010/wordprocessingShape" mc:Ignorable="w14 w15 w16se w16cid w16 w16cex w16sdtdh wp14">
   <w:p>
     <w:pPr>
       <w:pStyle w:val="Encabezado"/>
@@ -1951,7 +1934,7 @@
 </file>
 
 <file path=word/header3.xml><?xml version="1.0" encoding="utf-8"?>
-<w:hdr xmlns:wpc="http://schemas.microsoft.com/office/word/2010/wordprocessingCanvas" xmlns:cx="http://schemas.microsoft.com/office/drawing/2014/chartex" xmlns:cx1="http://schemas.microsoft.com/office/drawing/2015/9/8/chartex" xmlns:cx2="http://schemas.microsoft.com/office/drawing/2015/10/21/chartex" xmlns:cx3="http://schemas.microsoft.com/office/drawing/2016/5/9/chartex" xmlns:cx4="http://schemas.microsoft.com/office/drawing/2016/5/10/chartex" xmlns:cx5="http://schemas.microsoft.com/office/drawing/2016/5/11/chartex" xmlns:cx6="http://schemas.microsoft.com/office/drawing/2016/5/12/chartex" xmlns:cx7="http://schemas.microsoft.com/office/drawing/2016/5/13/chartex" xmlns:cx8="http://schemas.microsoft.com/office/drawing/2016/5/14/chartex" xmlns:mc="http://schemas.openxmlformats.org/markup-compatibility/2006" xmlns:aink="http://schemas.microsoft.com/office/drawing/2016/ink" xmlns:am3d="http://schemas.microsoft.com/office/drawing/2017/model3d" xmlns:o="urn:schemas-microsoft-com:office:office" xmlns:r="http://schemas.openxmlformats.org/officeDocument/2006/relationships" xmlns:m="http://schemas.openxmlformats.org/officeDocument/2006/math" xmlns:v="urn:schemas-microsoft-com:vml" xmlns:wp14="http://schemas.microsoft.com/office/word/2010/wordprocessingDrawing" xmlns:wp="http://schemas.openxmlformats.org/drawingml/2006/wordprocessingDrawing" xmlns:w10="urn:schemas-microsoft-com:office:word" xmlns:w="http://schemas.openxmlformats.org/wordprocessingml/2006/main" xmlns:w14="http://schemas.microsoft.com/office/word/2010/wordml" xmlns:w15="http://schemas.microsoft.com/office/word/2012/wordml" xmlns:w16cid="http://schemas.microsoft.com/office/word/2016/wordml/cid" xmlns:w16se="http://schemas.microsoft.com/office/word/2015/wordml/symex" xmlns:wpg="http://schemas.microsoft.com/office/word/2010/wordprocessingGroup" xmlns:wpi="http://schemas.microsoft.com/office/word/2010/wordprocessingInk" xmlns:wne="http://schemas.microsoft.com/office/word/2006/wordml" xmlns:wps="http://schemas.microsoft.com/office/word/2010/wordprocessingShape" mc:Ignorable="w14 w15 w16se w16cid wp14">
+<w:hdr xmlns:wpc="http://schemas.microsoft.com/office/word/2010/wordprocessingCanvas" xmlns:cx="http://schemas.microsoft.com/office/drawing/2014/chartex" xmlns:cx1="http://schemas.microsoft.com/office/drawing/2015/9/8/chartex" xmlns:cx2="http://schemas.microsoft.com/office/drawing/2015/10/21/chartex" xmlns:cx3="http://schemas.microsoft.com/office/drawing/2016/5/9/chartex" xmlns:cx4="http://schemas.microsoft.com/office/drawing/2016/5/10/chartex" xmlns:cx5="http://schemas.microsoft.com/office/drawing/2016/5/11/chartex" xmlns:cx6="http://schemas.microsoft.com/office/drawing/2016/5/12/chartex" xmlns:cx7="http://schemas.microsoft.com/office/drawing/2016/5/13/chartex" xmlns:cx8="http://schemas.microsoft.com/office/drawing/2016/5/14/chartex" xmlns:mc="http://schemas.openxmlformats.org/markup-compatibility/2006" xmlns:aink="http://schemas.microsoft.com/office/drawing/2016/ink" xmlns:am3d="http://schemas.microsoft.com/office/drawing/2017/model3d" xmlns:o="urn:schemas-microsoft-com:office:office" xmlns:oel="http://schemas.microsoft.com/office/2019/extlst" xmlns:r="http://schemas.openxmlformats.org/officeDocument/2006/relationships" xmlns:m="http://schemas.openxmlformats.org/officeDocument/2006/math" xmlns:v="urn:schemas-microsoft-com:vml" xmlns:wp14="http://schemas.microsoft.com/office/word/2010/wordprocessingDrawing" xmlns:wp="http://schemas.openxmlformats.org/drawingml/2006/wordprocessingDrawing" xmlns:w10="urn:schemas-microsoft-com:office:word" xmlns:w="http://schemas.openxmlformats.org/wordprocessingml/2006/main" xmlns:w14="http://schemas.microsoft.com/office/word/2010/wordml" xmlns:w15="http://schemas.microsoft.com/office/word/2012/wordml" xmlns:w16cex="http://schemas.microsoft.com/office/word/2018/wordml/cex" xmlns:w16cid="http://schemas.microsoft.com/office/word/2016/wordml/cid" xmlns:w16="http://schemas.microsoft.com/office/word/2018/wordml" xmlns:w16sdtdh="http://schemas.microsoft.com/office/word/2020/wordml/sdtdatahash" xmlns:w16se="http://schemas.microsoft.com/office/word/2015/wordml/symex" xmlns:wpg="http://schemas.microsoft.com/office/word/2010/wordprocessingGroup" xmlns:wpi="http://schemas.microsoft.com/office/word/2010/wordprocessingInk" xmlns:wne="http://schemas.microsoft.com/office/word/2006/wordml" xmlns:wps="http://schemas.microsoft.com/office/word/2010/wordprocessingShape" mc:Ignorable="w14 w15 w16se w16cid w16 w16cex w16sdtdh wp14">
   <w:tbl>
     <w:tblPr>
       <w:tblStyle w:val="1"/>
@@ -2148,7 +2131,7 @@
 </file>
 
 <file path=word/numbering.xml><?xml version="1.0" encoding="utf-8"?>
-<w:numbering xmlns:wpc="http://schemas.microsoft.com/office/word/2010/wordprocessingCanvas" xmlns:cx="http://schemas.microsoft.com/office/drawing/2014/chartex" xmlns:cx1="http://schemas.microsoft.com/office/drawing/2015/9/8/chartex" xmlns:cx2="http://schemas.microsoft.com/office/drawing/2015/10/21/chartex" xmlns:cx3="http://schemas.microsoft.com/office/drawing/2016/5/9/chartex" xmlns:cx4="http://schemas.microsoft.com/office/drawing/2016/5/10/chartex" xmlns:cx5="http://schemas.microsoft.com/office/drawing/2016/5/11/chartex" xmlns:cx6="http://schemas.microsoft.com/office/drawing/2016/5/12/chartex" xmlns:cx7="http://schemas.microsoft.com/office/drawing/2016/5/13/chartex" xmlns:cx8="http://schemas.microsoft.com/office/drawing/2016/5/14/chartex" xmlns:mc="http://schemas.openxmlformats.org/markup-compatibility/2006" xmlns:aink="http://schemas.microsoft.com/office/drawing/2016/ink" xmlns:am3d="http://schemas.microsoft.com/office/drawing/2017/model3d" xmlns:o="urn:schemas-microsoft-com:office:office" xmlns:r="http://schemas.openxmlformats.org/officeDocument/2006/relationships" xmlns:m="http://schemas.openxmlformats.org/officeDocument/2006/math" xmlns:v="urn:schemas-microsoft-com:vml" xmlns:wp14="http://schemas.microsoft.com/office/word/2010/wordprocessingDrawing" xmlns:wp="http://schemas.openxmlformats.org/drawingml/2006/wordprocessingDrawing" xmlns:w10="urn:schemas-microsoft-com:office:word" xmlns:w="http://schemas.openxmlformats.org/wordprocessingml/2006/main" xmlns:w14="http://schemas.microsoft.com/office/word/2010/wordml" xmlns:w15="http://schemas.microsoft.com/office/word/2012/wordml" xmlns:w16cid="http://schemas.microsoft.com/office/word/2016/wordml/cid" xmlns:w16se="http://schemas.microsoft.com/office/word/2015/wordml/symex" xmlns:wpg="http://schemas.microsoft.com/office/word/2010/wordprocessingGroup" xmlns:wpi="http://schemas.microsoft.com/office/word/2010/wordprocessingInk" xmlns:wne="http://schemas.microsoft.com/office/word/2006/wordml" xmlns:wps="http://schemas.microsoft.com/office/word/2010/wordprocessingShape" mc:Ignorable="w14 w15 w16se w16cid wp14">
+<w:numbering xmlns:wpc="http://schemas.microsoft.com/office/word/2010/wordprocessingCanvas" xmlns:cx="http://schemas.microsoft.com/office/drawing/2014/chartex" xmlns:cx1="http://schemas.microsoft.com/office/drawing/2015/9/8/chartex" xmlns:cx2="http://schemas.microsoft.com/office/drawing/2015/10/21/chartex" xmlns:cx3="http://schemas.microsoft.com/office/drawing/2016/5/9/chartex" xmlns:cx4="http://schemas.microsoft.com/office/drawing/2016/5/10/chartex" xmlns:cx5="http://schemas.microsoft.com/office/drawing/2016/5/11/chartex" xmlns:cx6="http://schemas.microsoft.com/office/drawing/2016/5/12/chartex" xmlns:cx7="http://schemas.microsoft.com/office/drawing/2016/5/13/chartex" xmlns:cx8="http://schemas.microsoft.com/office/drawing/2016/5/14/chartex" xmlns:mc="http://schemas.openxmlformats.org/markup-compatibility/2006" xmlns:aink="http://schemas.microsoft.com/office/drawing/2016/ink" xmlns:am3d="http://schemas.microsoft.com/office/drawing/2017/model3d" xmlns:o="urn:schemas-microsoft-com:office:office" xmlns:oel="http://schemas.microsoft.com/office/2019/extlst" xmlns:r="http://schemas.openxmlformats.org/officeDocument/2006/relationships" xmlns:m="http://schemas.openxmlformats.org/officeDocument/2006/math" xmlns:v="urn:schemas-microsoft-com:vml" xmlns:wp14="http://schemas.microsoft.com/office/word/2010/wordprocessingDrawing" xmlns:wp="http://schemas.openxmlformats.org/drawingml/2006/wordprocessingDrawing" xmlns:w10="urn:schemas-microsoft-com:office:word" xmlns:w="http://schemas.openxmlformats.org/wordprocessingml/2006/main" xmlns:w14="http://schemas.microsoft.com/office/word/2010/wordml" xmlns:w15="http://schemas.microsoft.com/office/word/2012/wordml" xmlns:w16cex="http://schemas.microsoft.com/office/word/2018/wordml/cex" xmlns:w16cid="http://schemas.microsoft.com/office/word/2016/wordml/cid" xmlns:w16="http://schemas.microsoft.com/office/word/2018/wordml" xmlns:w16sdtdh="http://schemas.microsoft.com/office/word/2020/wordml/sdtdatahash" xmlns:w16se="http://schemas.microsoft.com/office/word/2015/wordml/symex" xmlns:wpg="http://schemas.microsoft.com/office/word/2010/wordprocessingGroup" xmlns:wpi="http://schemas.microsoft.com/office/word/2010/wordprocessingInk" xmlns:wne="http://schemas.microsoft.com/office/word/2006/wordml" xmlns:wps="http://schemas.microsoft.com/office/word/2010/wordprocessingShape" mc:Ignorable="w14 w15 w16se w16cid w16 w16cex w16sdtdh wp14">
   <w:numPicBullet w:numPicBulletId="0">
     <w:pict>
       <v:shapetype id="_x0000_t75" coordsize="21600,21600" o:spt="75" o:preferrelative="t" path="m@4@5l@4@11@9@11@9@5xe" filled="f" stroked="f">
@@ -2170,7 +2153,7 @@
         <v:path o:extrusionok="f" gradientshapeok="t" o:connecttype="rect"/>
         <o:lock v:ext="edit" aspectratio="t"/>
       </v:shapetype>
-      <v:shape id="_x0000_i1027" type="#_x0000_t75" style="width:11.25pt;height:11.25pt" o:bullet="t">
+      <v:shape id="_x0000_i1034" type="#_x0000_t75" style="width:11.4pt;height:11.4pt" o:bullet="t">
         <v:imagedata r:id="rId1" o:title="mso3E28"/>
       </v:shape>
     </w:pict>
@@ -4650,74 +4633,74 @@
       </w:rPr>
     </w:lvl>
   </w:abstractNum>
-  <w:num w:numId="1">
+  <w:num w:numId="1" w16cid:durableId="2106876274">
     <w:abstractNumId w:val="6"/>
   </w:num>
-  <w:num w:numId="2">
+  <w:num w:numId="2" w16cid:durableId="392045158">
     <w:abstractNumId w:val="16"/>
   </w:num>
-  <w:num w:numId="3">
+  <w:num w:numId="3" w16cid:durableId="1818646157">
     <w:abstractNumId w:val="15"/>
   </w:num>
-  <w:num w:numId="4">
+  <w:num w:numId="4" w16cid:durableId="584388249">
     <w:abstractNumId w:val="13"/>
   </w:num>
-  <w:num w:numId="5">
+  <w:num w:numId="5" w16cid:durableId="1287858060">
     <w:abstractNumId w:val="20"/>
   </w:num>
-  <w:num w:numId="6">
+  <w:num w:numId="6" w16cid:durableId="1801726901">
     <w:abstractNumId w:val="10"/>
   </w:num>
-  <w:num w:numId="7">
+  <w:num w:numId="7" w16cid:durableId="1342318963">
     <w:abstractNumId w:val="14"/>
   </w:num>
-  <w:num w:numId="8">
+  <w:num w:numId="8" w16cid:durableId="1608274621">
     <w:abstractNumId w:val="18"/>
   </w:num>
-  <w:num w:numId="9">
+  <w:num w:numId="9" w16cid:durableId="492336528">
     <w:abstractNumId w:val="19"/>
   </w:num>
-  <w:num w:numId="10">
+  <w:num w:numId="10" w16cid:durableId="1159691952">
     <w:abstractNumId w:val="1"/>
   </w:num>
-  <w:num w:numId="11">
+  <w:num w:numId="11" w16cid:durableId="1884515230">
     <w:abstractNumId w:val="3"/>
   </w:num>
-  <w:num w:numId="12">
+  <w:num w:numId="12" w16cid:durableId="1021206011">
     <w:abstractNumId w:val="11"/>
   </w:num>
-  <w:num w:numId="13">
+  <w:num w:numId="13" w16cid:durableId="1400902094">
     <w:abstractNumId w:val="5"/>
   </w:num>
-  <w:num w:numId="14">
+  <w:num w:numId="14" w16cid:durableId="476840746">
     <w:abstractNumId w:val="8"/>
   </w:num>
-  <w:num w:numId="15">
+  <w:num w:numId="15" w16cid:durableId="1328826925">
     <w:abstractNumId w:val="0"/>
   </w:num>
-  <w:num w:numId="16">
+  <w:num w:numId="16" w16cid:durableId="2126465878">
     <w:abstractNumId w:val="17"/>
   </w:num>
-  <w:num w:numId="17">
+  <w:num w:numId="17" w16cid:durableId="1325820360">
     <w:abstractNumId w:val="12"/>
   </w:num>
-  <w:num w:numId="18">
+  <w:num w:numId="18" w16cid:durableId="2135099502">
     <w:abstractNumId w:val="2"/>
   </w:num>
-  <w:num w:numId="19">
+  <w:num w:numId="19" w16cid:durableId="530728295">
     <w:abstractNumId w:val="9"/>
   </w:num>
-  <w:num w:numId="20">
+  <w:num w:numId="20" w16cid:durableId="411393123">
     <w:abstractNumId w:val="4"/>
   </w:num>
-  <w:num w:numId="21">
+  <w:num w:numId="21" w16cid:durableId="1908375273">
     <w:abstractNumId w:val="7"/>
   </w:num>
 </w:numbering>
 </file>
 
 <file path=word/styles.xml><?xml version="1.0" encoding="utf-8"?>
-<w:styles xmlns:mc="http://schemas.openxmlformats.org/markup-compatibility/2006" xmlns:r="http://schemas.openxmlformats.org/officeDocument/2006/relationships" xmlns:w="http://schemas.openxmlformats.org/wordprocessingml/2006/main" xmlns:w14="http://schemas.microsoft.com/office/word/2010/wordml" xmlns:w15="http://schemas.microsoft.com/office/word/2012/wordml" xmlns:w16cid="http://schemas.microsoft.com/office/word/2016/wordml/cid" xmlns:w16se="http://schemas.microsoft.com/office/word/2015/wordml/symex" mc:Ignorable="w14 w15 w16se w16cid">
+<w:styles xmlns:mc="http://schemas.openxmlformats.org/markup-compatibility/2006" xmlns:r="http://schemas.openxmlformats.org/officeDocument/2006/relationships" xmlns:w="http://schemas.openxmlformats.org/wordprocessingml/2006/main" xmlns:w14="http://schemas.microsoft.com/office/word/2010/wordml" xmlns:w15="http://schemas.microsoft.com/office/word/2012/wordml" xmlns:w16cex="http://schemas.microsoft.com/office/word/2018/wordml/cex" xmlns:w16cid="http://schemas.microsoft.com/office/word/2016/wordml/cid" xmlns:w16="http://schemas.microsoft.com/office/word/2018/wordml" xmlns:w16sdtdh="http://schemas.microsoft.com/office/word/2020/wordml/sdtdatahash" xmlns:w16se="http://schemas.microsoft.com/office/word/2015/wordml/symex" mc:Ignorable="w14 w15 w16se w16cid w16 w16cex w16sdtdh">
   <w:docDefaults>
     <w:rPrDefault>
       <w:rPr>
@@ -4733,7 +4716,7 @@
       </w:pPr>
     </w:pPrDefault>
   </w:docDefaults>
-  <w:latentStyles w:defLockedState="0" w:defUIPriority="99" w:defSemiHidden="0" w:defUnhideWhenUsed="0" w:defQFormat="0" w:count="375">
+  <w:latentStyles w:defLockedState="0" w:defUIPriority="99" w:defSemiHidden="0" w:defUnhideWhenUsed="0" w:defQFormat="0" w:count="376">
     <w:lsdException w:name="Normal" w:uiPriority="0" w:qFormat="1"/>
     <w:lsdException w:name="heading 1" w:uiPriority="9" w:qFormat="1"/>
     <w:lsdException w:name="heading 2" w:semiHidden="1" w:uiPriority="9" w:unhideWhenUsed="1" w:qFormat="1"/>
@@ -5109,6 +5092,7 @@
     <w:lsdException w:name="Smart Hyperlink" w:semiHidden="1" w:unhideWhenUsed="1"/>
     <w:lsdException w:name="Hashtag" w:semiHidden="1" w:unhideWhenUsed="1"/>
     <w:lsdException w:name="Unresolved Mention" w:semiHidden="1" w:unhideWhenUsed="1"/>
+    <w:lsdException w:name="Smart Link" w:semiHidden="1" w:unhideWhenUsed="1"/>
   </w:latentStyles>
   <w:style w:type="paragraph" w:default="1" w:styleId="Normal">
     <w:name w:val="Normal"/>
@@ -5204,7 +5188,6 @@
   <w:style w:type="character" w:default="1" w:styleId="Fuentedeprrafopredeter">
     <w:name w:val="Default Paragraph Font"/>
     <w:uiPriority w:val="1"/>
-    <w:semiHidden/>
     <w:unhideWhenUsed/>
   </w:style>
   <w:style w:type="table" w:default="1" w:styleId="Tablanormal">
